--- a/hin/docx/026.content.docx
+++ b/hin/docx/026.content.docx
@@ -150,26 +150,6 @@
           <w:lang w:val="hi_IN" w:bidi="hi_IN"/>
         </w:rPr>
         <w:t>भ</w:t>
-      </w:r>
-      <w:r>
-        <w:rPr>
-          <w:lang w:val="hi_IN" w:bidi="hi_IN"/>
-        </w:rPr>
-      </w:r>
-    </w:p>
-    <w:p>
-      <w:pPr/>
-      <w:r>
-        <w:rPr>
-          <w:lang w:val="hi_IN" w:bidi="hi_IN"/>
-        </w:rPr>
-      </w:r>
-      <w:r>
-        <w:rPr>
-          <w:i/>
-          <w:lang w:val="hi_IN" w:bidi="hi_IN"/>
-        </w:rPr>
-        <w:t>भजन संहिता में उद्धार, भजन संहिता में दीन और दरिद्र, भजन संहिता में परमेश्वर की उपस्थिति, भजन संहिता में परमेश्वर पर भरोसा करना, भजन संहिता में हृदय, भविष्यद्वाणी का वरदान, भूत-सिद्धि, भूमि (देश), भूमि पर उत्तराधिकार प्राप्त करना, भौतिक पुरस्कार</w:t>
       </w:r>
       <w:r>
         <w:rPr>

--- a/hin/docx/026.content.docx
+++ b/hin/docx/026.content.docx
@@ -19,7 +19,7 @@
         <w:rPr>
           <w:lang w:val="hi_IN" w:bidi="hi_IN"/>
         </w:rPr>
-        <w:t>Resource: Study Notes - Themes (Tyndale)</w:t>
+        <w:t>Resource: Tyndale Open Study Notes</w:t>
       </w:r>
       <w:r>
         <w:rPr>
@@ -112,7 +112,7 @@
         <w:rPr>
           <w:lang w:val="hi_IN" w:bidi="hi_IN"/>
         </w:rPr>
-        <w:t>Study Notes - Themes (Tyndale)</w:t>
+        <w:t>Tyndale Open Study Notes</w:t>
       </w:r>
     </w:p>
     <w:p>

--- a/hin/docx/026.content.docx
+++ b/hin/docx/026.content.docx
@@ -19,7 +19,7 @@
         <w:rPr>
           <w:lang w:val="hi_IN" w:bidi="hi_IN"/>
         </w:rPr>
-        <w:t>Resource: Tyndale Open Study Notes</w:t>
+        <w:t>Resource: Aquifer Open Study Notes (Themes)</w:t>
       </w:r>
       <w:r>
         <w:rPr>
@@ -112,7 +112,7 @@
         <w:rPr>
           <w:lang w:val="hi_IN" w:bidi="hi_IN"/>
         </w:rPr>
-        <w:t>Tyndale Open Study Notes</w:t>
+        <w:t>Aquifer Open Study Notes (Themes)</w:t>
       </w:r>
     </w:p>
     <w:p>
